--- a/documents/Retrobytes - User Guide.docx
+++ b/documents/Retrobytes - User Guide.docx
@@ -147,10 +147,7 @@
         </w:rPr>
       </w:pPr>
       <w:r>
-        <w:rPr>
-          <w:rFonts w:asciiTheme="majorHAnsi" w:hAnsiTheme="majorHAnsi" w:cstheme="majorHAnsi"/>
-        </w:rPr>
-        <w:t>Users:</w:t>
+        <w:t>Accounts (login is optional for browsing/cart; required for Wishlist and Orders):</w:t>
       </w:r>
     </w:p>
     <w:p>
@@ -160,28 +157,10 @@
           <w:rFonts w:asciiTheme="majorHAnsi" w:hAnsiTheme="majorHAnsi" w:cstheme="majorHAnsi"/>
         </w:rPr>
       </w:pPr>
-      <w:r>
-        <w:rPr>
-          <w:rFonts w:asciiTheme="majorHAnsi" w:eastAsia="Consolas" w:hAnsiTheme="majorHAnsi" w:cstheme="majorHAnsi"/>
-          <w:sz w:val="20"/>
-        </w:rPr>
-        <w:t xml:space="preserve">  </w:t>
-      </w:r>
       <w:proofErr w:type="spellStart"/>
-      <w:r>
-        <w:rPr>
-          <w:rFonts w:asciiTheme="majorHAnsi" w:eastAsia="Consolas" w:hAnsiTheme="majorHAnsi" w:cstheme="majorHAnsi"/>
-          <w:sz w:val="20"/>
-        </w:rPr>
-        <w:t>alice@retrobytes.test</w:t>
-      </w:r>
       <w:proofErr w:type="spellEnd"/>
       <w:r>
-        <w:rPr>
-          <w:rFonts w:asciiTheme="majorHAnsi" w:eastAsia="Consolas" w:hAnsiTheme="majorHAnsi" w:cstheme="majorHAnsi"/>
-          <w:sz w:val="20"/>
-        </w:rPr>
-        <w:t xml:space="preserve"> / Passw0rd!</w:t>
+        <w:t>Demo USER accounts (alice, bob, luke, yoda) are seeded only when the app is started with SEED_DEMO=true.</w:t>
       </w:r>
     </w:p>
     <w:p>
@@ -191,25 +170,7 @@
         </w:rPr>
       </w:pPr>
       <w:r>
-        <w:rPr>
-          <w:rFonts w:asciiTheme="majorHAnsi" w:eastAsia="Consolas" w:hAnsiTheme="majorHAnsi" w:cstheme="majorHAnsi"/>
-          <w:sz w:val="20"/>
-        </w:rPr>
-        <w:t xml:space="preserve"> </w:t>
-      </w:r>
-      <w:r>
-        <w:rPr>
-          <w:rFonts w:asciiTheme="majorHAnsi" w:eastAsia="Consolas" w:hAnsiTheme="majorHAnsi" w:cstheme="majorHAnsi"/>
-          <w:sz w:val="20"/>
-        </w:rPr>
-        <w:t xml:space="preserve">        </w:t>
-      </w:r>
-      <w:r>
-        <w:rPr>
-          <w:rFonts w:asciiTheme="majorHAnsi" w:eastAsia="Consolas" w:hAnsiTheme="majorHAnsi" w:cstheme="majorHAnsi"/>
-          <w:sz w:val="20"/>
-        </w:rPr>
-        <w:t xml:space="preserve"> bob@retrobytes.test / Passw0rd!</w:t>
+        <w:t>Their password is set by the operator at seed time; it is not printed here or shipped by default.</w:t>
       </w:r>
     </w:p>
     <w:p>
@@ -218,35 +179,10 @@
           <w:rFonts w:asciiTheme="majorHAnsi" w:hAnsiTheme="majorHAnsi" w:cstheme="majorHAnsi"/>
         </w:rPr>
       </w:pPr>
-      <w:r>
-        <w:rPr>
-          <w:rFonts w:asciiTheme="majorHAnsi" w:eastAsia="Consolas" w:hAnsiTheme="majorHAnsi" w:cstheme="majorHAnsi"/>
-          <w:sz w:val="20"/>
-        </w:rPr>
-        <w:t xml:space="preserve">  </w:t>
-      </w:r>
-      <w:r>
-        <w:rPr>
-          <w:rFonts w:asciiTheme="majorHAnsi" w:eastAsia="Consolas" w:hAnsiTheme="majorHAnsi" w:cstheme="majorHAnsi"/>
-          <w:sz w:val="20"/>
-        </w:rPr>
-        <w:t xml:space="preserve">        </w:t>
-      </w:r>
       <w:proofErr w:type="spellStart"/>
-      <w:r>
-        <w:rPr>
-          <w:rFonts w:asciiTheme="majorHAnsi" w:eastAsia="Consolas" w:hAnsiTheme="majorHAnsi" w:cstheme="majorHAnsi"/>
-          <w:sz w:val="20"/>
-        </w:rPr>
-        <w:t>luke@retrobytes.test</w:t>
-      </w:r>
       <w:proofErr w:type="spellEnd"/>
       <w:r>
-        <w:rPr>
-          <w:rFonts w:asciiTheme="majorHAnsi" w:eastAsia="Consolas" w:hAnsiTheme="majorHAnsi" w:cstheme="majorHAnsi"/>
-          <w:sz w:val="20"/>
-        </w:rPr>
-        <w:t xml:space="preserve"> / Passw0rd!</w:t>
+        <w:t>Ask your operator for the demo password, or reseed with your own (see the Build &amp; Setup Guide).</w:t>
       </w:r>
     </w:p>
     <w:p>
@@ -255,93 +191,31 @@
           <w:rFonts w:asciiTheme="majorHAnsi" w:hAnsiTheme="majorHAnsi" w:cstheme="majorHAnsi"/>
         </w:rPr>
       </w:pPr>
+      <w:proofErr w:type="spellStart"/>
+      <w:proofErr w:type="spellEnd"/>
+      <w:r/>
+    </w:p>
+    <w:p>
+      <w:pPr>
+        <w:pStyle w:val="ListBullet"/>
+        <w:rPr>
+          <w:rFonts w:asciiTheme="majorHAnsi" w:hAnsiTheme="majorHAnsi" w:cstheme="majorHAnsi"/>
+        </w:rPr>
+      </w:pPr>
       <w:r>
-        <w:rPr>
-          <w:rFonts w:asciiTheme="majorHAnsi" w:eastAsia="Consolas" w:hAnsiTheme="majorHAnsi" w:cstheme="majorHAnsi"/>
-          <w:sz w:val="20"/>
-        </w:rPr>
-        <w:t xml:space="preserve"> </w:t>
-      </w:r>
-      <w:r>
-        <w:rPr>
-          <w:rFonts w:asciiTheme="majorHAnsi" w:eastAsia="Consolas" w:hAnsiTheme="majorHAnsi" w:cstheme="majorHAnsi"/>
-          <w:sz w:val="20"/>
-        </w:rPr>
-        <w:t xml:space="preserve">         </w:t>
-      </w:r>
-      <w:proofErr w:type="spellStart"/>
-      <w:r>
-        <w:rPr>
-          <w:rFonts w:asciiTheme="majorHAnsi" w:eastAsia="Consolas" w:hAnsiTheme="majorHAnsi" w:cstheme="majorHAnsi"/>
-          <w:sz w:val="20"/>
-        </w:rPr>
-        <w:t>yoda@retrobytes.test</w:t>
-      </w:r>
-      <w:proofErr w:type="spellEnd"/>
-      <w:r>
-        <w:rPr>
-          <w:rFonts w:asciiTheme="majorHAnsi" w:eastAsia="Consolas" w:hAnsiTheme="majorHAnsi" w:cstheme="majorHAnsi"/>
-          <w:sz w:val="20"/>
-        </w:rPr>
-        <w:t xml:space="preserve"> / Passw0rd!</w:t>
+        <w:t>Admin account:</w:t>
       </w:r>
     </w:p>
     <w:p>
       <w:pPr>
-        <w:pStyle w:val="ListBullet"/>
-        <w:rPr>
-          <w:rFonts w:asciiTheme="majorHAnsi" w:hAnsiTheme="majorHAnsi" w:cstheme="majorHAnsi"/>
-        </w:rPr>
-      </w:pPr>
-      <w:r>
-        <w:rPr>
-          <w:rFonts w:asciiTheme="majorHAnsi" w:hAnsiTheme="majorHAnsi" w:cstheme="majorHAnsi"/>
-        </w:rPr>
-        <w:t>Admin:</w:t>
-      </w:r>
-    </w:p>
-    <w:p>
-      <w:pPr>
-        <w:rPr>
-          <w:rFonts w:asciiTheme="majorHAnsi" w:hAnsiTheme="majorHAnsi" w:cstheme="majorHAnsi"/>
-        </w:rPr>
-      </w:pPr>
-      <w:r>
-        <w:rPr>
-          <w:rFonts w:asciiTheme="majorHAnsi" w:eastAsia="Consolas" w:hAnsiTheme="majorHAnsi" w:cstheme="majorHAnsi"/>
-          <w:sz w:val="20"/>
-        </w:rPr>
-        <w:t xml:space="preserve">  </w:t>
-      </w:r>
-      <w:r>
-        <w:rPr>
-          <w:rFonts w:asciiTheme="majorHAnsi" w:eastAsia="Consolas" w:hAnsiTheme="majorHAnsi" w:cstheme="majorHAnsi"/>
-          <w:sz w:val="20"/>
-        </w:rPr>
-        <w:t xml:space="preserve">        </w:t>
-      </w:r>
+        <w:rPr>
+          <w:rFonts w:asciiTheme="majorHAnsi" w:hAnsiTheme="majorHAnsi" w:cstheme="majorHAnsi"/>
+        </w:rPr>
+      </w:pPr>
       <w:proofErr w:type="spellStart"/>
-      <w:r>
-        <w:rPr>
-          <w:rFonts w:asciiTheme="majorHAnsi" w:eastAsia="Consolas" w:hAnsiTheme="majorHAnsi" w:cstheme="majorHAnsi"/>
-          <w:sz w:val="20"/>
-        </w:rPr>
-        <w:t>a</w:t>
-      </w:r>
-      <w:r>
-        <w:rPr>
-          <w:rFonts w:asciiTheme="majorHAnsi" w:eastAsia="Consolas" w:hAnsiTheme="majorHAnsi" w:cstheme="majorHAnsi"/>
-          <w:sz w:val="20"/>
-        </w:rPr>
-        <w:t>dmin@retrobytes.test</w:t>
-      </w:r>
       <w:proofErr w:type="spellEnd"/>
       <w:r>
-        <w:rPr>
-          <w:rFonts w:asciiTheme="majorHAnsi" w:eastAsia="Consolas" w:hAnsiTheme="majorHAnsi" w:cstheme="majorHAnsi"/>
-          <w:sz w:val="20"/>
-        </w:rPr>
-        <w:t xml:space="preserve"> / Passw0rd!</w:t>
+        <w:t>Seeded only when ADMIN_EMAIL and ADMIN_PASSWORD are provided at startup. There is no default admin password.</w:t>
       </w:r>
     </w:p>
     <w:p>
@@ -2146,23 +2020,7 @@
         </w:rPr>
       </w:pPr>
       <w:r>
-        <w:rPr>
-          <w:rFonts w:asciiTheme="majorHAnsi" w:hAnsiTheme="majorHAnsi" w:cstheme="majorHAnsi"/>
-        </w:rPr>
-        <w:lastRenderedPageBreak/>
-        <w:t>Admin access denied: only ADMIN role can open /admin</w:t>
-      </w:r>
-      <w:r>
-        <w:rPr>
-          <w:rFonts w:asciiTheme="majorHAnsi" w:hAnsiTheme="majorHAnsi" w:cstheme="majorHAnsi"/>
-        </w:rPr>
-        <w:t xml:space="preserve"> and</w:t>
-      </w:r>
-      <w:r>
-        <w:rPr>
-          <w:rFonts w:asciiTheme="majorHAnsi" w:hAnsiTheme="majorHAnsi" w:cstheme="majorHAnsi"/>
-        </w:rPr>
-        <w:t xml:space="preserve"> log in as admin@retrobytes.test.</w:t>
+        <w:t>Admin access denied: only the ADMIN role can open /admin. Log in with the admin account your operator seeded via ADMIN_EMAIL/ADMIN_PASSWORD.</w:t>
       </w:r>
     </w:p>
     <w:p>
@@ -2213,34 +2071,7 @@
         </w:rPr>
       </w:pPr>
       <w:r>
-        <w:rPr>
-          <w:rFonts w:asciiTheme="majorHAnsi" w:hAnsiTheme="majorHAnsi" w:cstheme="majorHAnsi"/>
-        </w:rPr>
-        <w:t>Login protected by throttling</w:t>
-      </w:r>
-      <w:r>
-        <w:rPr>
-          <w:rFonts w:asciiTheme="majorHAnsi" w:hAnsiTheme="majorHAnsi" w:cstheme="majorHAnsi"/>
-        </w:rPr>
-        <w:t>,</w:t>
-      </w:r>
-      <w:r>
-        <w:rPr>
-          <w:rFonts w:asciiTheme="majorHAnsi" w:hAnsiTheme="majorHAnsi" w:cstheme="majorHAnsi"/>
-        </w:rPr>
-        <w:t xml:space="preserve"> passwords stored hashed (bcrypt)</w:t>
-      </w:r>
-      <w:r>
-        <w:rPr>
-          <w:rFonts w:asciiTheme="majorHAnsi" w:hAnsiTheme="majorHAnsi" w:cstheme="majorHAnsi"/>
-        </w:rPr>
-        <w:t xml:space="preserve"> and</w:t>
-      </w:r>
-      <w:r>
-        <w:rPr>
-          <w:rFonts w:asciiTheme="majorHAnsi" w:hAnsiTheme="majorHAnsi" w:cstheme="majorHAnsi"/>
-        </w:rPr>
-        <w:t xml:space="preserve"> session cookie is HttpOnly, SameSite=Lax.</w:t>
+        <w:t>Login protected by throttling; passwords stored hashed (bcrypt). The session cookie is HttpOnly and SameSite=Lax, and is marked Secure when the app runs behind HTTPS (COOKIE_SECURE=true).</w:t>
       </w:r>
     </w:p>
     <w:p>
@@ -2289,22 +2120,7 @@
         </w:rPr>
       </w:pPr>
       <w:r>
-        <w:rPr>
-          <w:rFonts w:asciiTheme="majorHAnsi" w:hAnsiTheme="majorHAnsi" w:cstheme="majorHAnsi"/>
-        </w:rPr>
-        <w:t>Wishlist/cart scoped to your session/user</w:t>
-      </w:r>
-      <w:r>
-        <w:rPr>
-          <w:rFonts w:asciiTheme="majorHAnsi" w:hAnsiTheme="majorHAnsi" w:cstheme="majorHAnsi"/>
-        </w:rPr>
-        <w:t xml:space="preserve"> and</w:t>
-      </w:r>
-      <w:r>
-        <w:rPr>
-          <w:rFonts w:asciiTheme="majorHAnsi" w:hAnsiTheme="majorHAnsi" w:cstheme="majorHAnsi"/>
-        </w:rPr>
-        <w:t xml:space="preserve"> admins cannot view others’ wishlists.</w:t>
+        <w:t>Wishlist and Orders require you to be logged in; both are scoped to your own account. Admins cannot view other users' wishlists.</w:t>
       </w:r>
     </w:p>
     <w:p>
@@ -2449,22 +2265,7 @@
         </w:rPr>
       </w:pPr>
       <w:r>
-        <w:rPr>
-          <w:rFonts w:asciiTheme="majorHAnsi" w:hAnsiTheme="majorHAnsi" w:cstheme="majorHAnsi"/>
-        </w:rPr>
-        <w:t>Use HTTPS in production and set cookies Secure</w:t>
-      </w:r>
-      <w:r>
-        <w:rPr>
-          <w:rFonts w:asciiTheme="majorHAnsi" w:hAnsiTheme="majorHAnsi" w:cstheme="majorHAnsi"/>
-        </w:rPr>
-        <w:t xml:space="preserve"> and</w:t>
-      </w:r>
-      <w:r>
-        <w:rPr>
-          <w:rFonts w:asciiTheme="majorHAnsi" w:hAnsiTheme="majorHAnsi" w:cstheme="majorHAnsi"/>
-        </w:rPr>
-        <w:t xml:space="preserve"> session rotation/expiry can be enabled in deployment.</w:t>
+        <w:t>Your session id is regenerated when you log in, and sessions expire after a set time (default 24 hours); after that you must log in again. Use HTTPS in production with COOKIE_SECURE=true.</w:t>
       </w:r>
     </w:p>
     <w:sectPr>
